--- a/data/revised_2026-10_full/outputs/v2/Physics/SS3.4_Electrostatics/Physics_Electrostatics_SummaryTable.docx
+++ b/data/revised_2026-10_full/outputs/v2/Physics/SS3.4_Electrostatics/Physics_Electrostatics_SummaryTable.docx
@@ -2002,7 +2002,7 @@
         </w:rPr>
         <w:t xml:space="preserve">© 2026 SeaVuria and ARES. This work is licensed under a </w:t>
       </w:r>
-      <w:hyperlink w:history="1" r:id="rIdbzlw24hne7ond8joc6vu5">
+      <w:hyperlink w:history="1" r:id="rIdfqsud93iowdmizbhucpli">
         <w:r>
           <w:rPr>
             <w:rFonts w:ascii="Arial" w:cs="Arial" w:eastAsia="Arial" w:hAnsi="Arial"/>
@@ -2022,7 +2022,7 @@
         </w:rPr>
         <w:t xml:space="preserve"> (</w:t>
       </w:r>
-      <w:hyperlink w:history="1" r:id="rIdepf1ubjgozkvlljfmc9g9">
+      <w:hyperlink w:history="1" r:id="rIdebudi22juyogngre9gzg8">
         <w:r>
           <w:rPr>
             <w:rFonts w:ascii="Arial" w:cs="Arial" w:eastAsia="Arial" w:hAnsi="Arial"/>
@@ -2042,7 +2042,7 @@
         </w:rPr>
         <w:t xml:space="preserve">). To view a copy of this license, visit </w:t>
       </w:r>
-      <w:hyperlink w:history="1" r:id="rIdv7z8ijacj9hxi07voe52q">
+      <w:hyperlink w:history="1" r:id="rIdyp_fl-5nurb0cvrjoy0ql">
         <w:r>
           <w:rPr>
             <w:rFonts w:ascii="Arial" w:cs="Arial" w:eastAsia="Arial" w:hAnsi="Arial"/>
